--- a/Taylor_Pentz/036_Kotlin_Spring_Boot_Backend_Engineer/Taylor_Pentz_Resume.docx
+++ b/Taylor_Pentz/036_Kotlin_Spring_Boot_Backend_Engineer/Taylor_Pentz_Resume.docx
@@ -50,7 +50,7 @@
           <w:color w:val="586069"/>
           <w:sz w:val="16"/>
         </w:rPr>
-        <w:t>taylorpentz2@gmail.com | 1601 Larkin, High Point, NC | +1 (430) 279-2231 | https://www.linkedin.com/in/taylor-p-b0389a3ba</w:t>
+        <w:t>taylorpentz2@gmail.com | 1601 Larkin, High Point, NC | +1 (984) 378-5473 | https://www.linkedin.com/in/taylor-p-b0389a3ba</w:t>
       </w:r>
     </w:p>
     <w:p>
